--- a/pr-preview/pr-262/linear-algebra-diagonalization.docx
+++ b/pr-preview/pr-262/linear-algebra-diagonalization.docx
@@ -15,7 +15,7 @@
         <w:pStyle w:val="Date"/>
       </w:pPr>
       <w:r>
-        <w:t xml:space="preserve">Last modified: 2026-10-13 13:44:18 (PDT)</w:t>
+        <w:t xml:space="preserve">Last modified: 2026-10-13 16:53:25 (PDT)</w:t>
       </w:r>
     </w:p>
     <w:bookmarkStart w:id="78" w:name="sec-diagonalization"/>
@@ -30422,7 +30422,7 @@
     </w:p>
     <w:bookmarkEnd w:id="77"/>
     <w:bookmarkEnd w:id="78"/>
-    <w:bookmarkStart w:id="120" w:name="sec-cholesky"/>
+    <w:bookmarkStart w:id="121" w:name="sec-cholesky"/>
     <w:p>
       <w:pPr>
         <w:pStyle w:val="Heading2"/>
@@ -38211,356 +38211,6 @@
       </w:r>
       <w:r>
         <w:t xml:space="preserve">.</w:t>
-      </w:r>
-      <w:r>
-        <w:t xml:space="preserve"> </w:t>
-      </w:r>
-      <w:r>
-        <w:t xml:space="preserve">When</w:t>
-      </w:r>
-      <w:r>
-        <w:t xml:space="preserve"> </w:t>
-      </w:r>
-      <m:oMath>
-        <m:r>
-          <m:rPr>
-            <m:sty m:val="bi"/>
-          </m:rPr>
-          <m:t>X</m:t>
-        </m:r>
-      </m:oMath>
-      <w:r>
-        <w:t xml:space="preserve"> </w:t>
-      </w:r>
-      <w:r>
-        <w:t xml:space="preserve">is</w:t>
-      </w:r>
-      <w:r>
-        <w:t xml:space="preserve"> </w:t>
-      </w:r>
-      <m:oMath>
-        <m:r>
-          <m:t>n</m:t>
-        </m:r>
-        <m:r>
-          <m:rPr>
-            <m:sty m:val="p"/>
-          </m:rPr>
-          <m:t>×</m:t>
-        </m:r>
-        <m:r>
-          <m:t>n</m:t>
-        </m:r>
-      </m:oMath>
-      <w:r>
-        <w:t xml:space="preserve"> </w:t>
-      </w:r>
-      <w:r>
-        <w:t xml:space="preserve">and</w:t>
-      </w:r>
-      <w:r>
-        <w:t xml:space="preserve"> </w:t>
-      </w:r>
-      <m:oMath>
-        <m:r>
-          <m:t>1</m:t>
-        </m:r>
-        <m:r>
-          <m:rPr>
-            <m:sty m:val="p"/>
-          </m:rPr>
-          <m:t>≤</m:t>
-        </m:r>
-        <m:r>
-          <m:t>k</m:t>
-        </m:r>
-        <m:r>
-          <m:rPr>
-            <m:sty m:val="p"/>
-          </m:rPr>
-          <m:t>≤</m:t>
-        </m:r>
-        <m:r>
-          <m:t>n</m:t>
-        </m:r>
-      </m:oMath>
-      <w:r>
-        <w:t xml:space="preserve">,</w:t>
-      </w:r>
-      <w:r>
-        <w:t xml:space="preserve"> </w:t>
-      </w:r>
-      <w:r>
-        <w:t xml:space="preserve">the</w:t>
-      </w:r>
-      <w:r>
-        <w:t xml:space="preserve"> </w:t>
-      </w:r>
-      <m:oMath>
-        <m:r>
-          <m:t>k</m:t>
-        </m:r>
-        <m:r>
-          <m:rPr>
-            <m:sty m:val="p"/>
-          </m:rPr>
-          <m:t>×</m:t>
-        </m:r>
-        <m:r>
-          <m:t>k</m:t>
-        </m:r>
-      </m:oMath>
-      <w:r>
-        <w:t xml:space="preserve"> </w:t>
-      </w:r>
-      <w:r>
-        <w:t xml:space="preserve">matrix of the entries</w:t>
-      </w:r>
-      <w:r>
-        <w:t xml:space="preserve"> </w:t>
-      </w:r>
-      <m:oMath>
-        <m:sSub>
-          <m:e>
-            <m:r>
-              <m:t>x</m:t>
-            </m:r>
-          </m:e>
-          <m:sub>
-            <m:r>
-              <m:t>i</m:t>
-            </m:r>
-            <m:r>
-              <m:t>j</m:t>
-            </m:r>
-          </m:sub>
-        </m:sSub>
-      </m:oMath>
-      <w:r>
-        <w:t xml:space="preserve"> </w:t>
-      </w:r>
-      <w:r>
-        <w:t xml:space="preserve">with</w:t>
-      </w:r>
-      <w:r>
-        <w:t xml:space="preserve"> </w:t>
-      </w:r>
-      <m:oMath>
-        <m:r>
-          <m:t>i</m:t>
-        </m:r>
-        <m:r>
-          <m:rPr>
-            <m:sty m:val="p"/>
-          </m:rPr>
-          <m:t>,</m:t>
-        </m:r>
-        <m:r>
-          <m:t>j</m:t>
-        </m:r>
-        <m:r>
-          <m:rPr>
-            <m:sty m:val="p"/>
-          </m:rPr>
-          <m:t>≤</m:t>
-        </m:r>
-        <m:r>
-          <m:t>k</m:t>
-        </m:r>
-      </m:oMath>
-      <w:r>
-        <w:t xml:space="preserve"> </w:t>
-      </w:r>
-      <w:r>
-        <w:t xml:space="preserve">is the</w:t>
-      </w:r>
-      <w:r>
-        <w:t xml:space="preserve"> </w:t>
-      </w:r>
-      <w:r>
-        <w:rPr>
-          <w:b/>
-          <w:bCs/>
-        </w:rPr>
-        <w:t xml:space="preserve">leading</w:t>
-      </w:r>
-      <w:r>
-        <w:t xml:space="preserve"> </w:t>
-      </w:r>
-      <w:r>
-        <w:t xml:space="preserve">(or</w:t>
-      </w:r>
-      <w:r>
-        <w:t xml:space="preserve"> </w:t>
-      </w:r>
-      <w:r>
-        <w:rPr>
-          <w:b/>
-          <w:bCs/>
-        </w:rPr>
-        <w:t xml:space="preserve">top-left</w:t>
-      </w:r>
-      <w:r>
-        <w:t xml:space="preserve">)</w:t>
-      </w:r>
-      <w:r>
-        <w:t xml:space="preserve"> </w:t>
-      </w:r>
-      <m:oMath>
-        <m:r>
-          <m:t>k</m:t>
-        </m:r>
-        <m:r>
-          <m:rPr>
-            <m:sty m:val="p"/>
-          </m:rPr>
-          <m:t>×</m:t>
-        </m:r>
-        <m:r>
-          <m:t>k</m:t>
-        </m:r>
-      </m:oMath>
-      <w:r>
-        <w:t xml:space="preserve"> </w:t>
-      </w:r>
-      <w:r>
-        <w:rPr>
-          <w:b/>
-          <w:bCs/>
-        </w:rPr>
-        <w:t xml:space="preserve">block</w:t>
-      </w:r>
-      <w:r>
-        <w:t xml:space="preserve"> </w:t>
-      </w:r>
-      <w:r>
-        <w:t xml:space="preserve">of</w:t>
-      </w:r>
-      <w:r>
-        <w:t xml:space="preserve"> </w:t>
-      </w:r>
-      <m:oMath>
-        <m:r>
-          <m:rPr>
-            <m:sty m:val="bi"/>
-          </m:rPr>
-          <m:t>X</m:t>
-        </m:r>
-      </m:oMath>
-      <w:r>
-        <w:t xml:space="preserve">;</w:t>
-      </w:r>
-      <w:r>
-        <w:t xml:space="preserve"> </w:t>
-      </w:r>
-      <w:r>
-        <w:t xml:space="preserve">for</w:t>
-      </w:r>
-      <w:r>
-        <w:t xml:space="preserve"> </w:t>
-      </w:r>
-      <m:oMath>
-        <m:r>
-          <m:t>k</m:t>
-        </m:r>
-        <m:r>
-          <m:rPr>
-            <m:sty m:val="p"/>
-          </m:rPr>
-          <m:t>&lt;</m:t>
-        </m:r>
-        <m:r>
-          <m:t>n</m:t>
-        </m:r>
-      </m:oMath>
-      <w:r>
-        <w:t xml:space="preserve"> </w:t>
-      </w:r>
-      <w:r>
-        <w:t xml:space="preserve">it is the block</w:t>
-      </w:r>
-      <w:r>
-        <w:t xml:space="preserve"> </w:t>
-      </w:r>
-      <m:oMath>
-        <m:r>
-          <m:rPr>
-            <m:sty m:val="bi"/>
-          </m:rPr>
-          <m:t>A</m:t>
-        </m:r>
-      </m:oMath>
-      <w:r>
-        <w:t xml:space="preserve"> </w:t>
-      </w:r>
-      <w:r>
-        <w:t xml:space="preserve">above with</w:t>
-      </w:r>
-      <w:r>
-        <w:t xml:space="preserve"> </w:t>
-      </w:r>
-      <m:oMath>
-        <m:r>
-          <m:t>l</m:t>
-        </m:r>
-        <m:r>
-          <m:rPr>
-            <m:sty m:val="p"/>
-          </m:rPr>
-          <m:t>=</m:t>
-        </m:r>
-        <m:r>
-          <m:t>k</m:t>
-        </m:r>
-      </m:oMath>
-      <w:r>
-        <w:t xml:space="preserve">,</w:t>
-      </w:r>
-      <w:r>
-        <w:t xml:space="preserve"> </w:t>
-      </w:r>
-      <w:r>
-        <w:t xml:space="preserve">and for</w:t>
-      </w:r>
-      <w:r>
-        <w:t xml:space="preserve"> </w:t>
-      </w:r>
-      <m:oMath>
-        <m:r>
-          <m:t>k</m:t>
-        </m:r>
-        <m:r>
-          <m:rPr>
-            <m:sty m:val="p"/>
-          </m:rPr>
-          <m:t>=</m:t>
-        </m:r>
-        <m:r>
-          <m:t>n</m:t>
-        </m:r>
-      </m:oMath>
-      <w:r>
-        <w:t xml:space="preserve"> </w:t>
-      </w:r>
-      <w:r>
-        <w:t xml:space="preserve">it is</w:t>
-      </w:r>
-      <w:r>
-        <w:t xml:space="preserve"> </w:t>
-      </w:r>
-      <m:oMath>
-        <m:r>
-          <m:rPr>
-            <m:sty m:val="bi"/>
-          </m:rPr>
-          <m:t>X</m:t>
-        </m:r>
-      </m:oMath>
-      <w:r>
-        <w:t xml:space="preserve"> </w:t>
-      </w:r>
-      <w:r>
-        <w:t xml:space="preserve">itself.</w:t>
       </w:r>
     </w:p>
     <w:bookmarkEnd w:id="98"/>
@@ -39410,7 +39060,388 @@
       </w:r>
     </w:p>
     <w:bookmarkEnd w:id="99"/>
-    <w:bookmarkStart w:id="100" w:name="thm-pd-submatrix"/>
+    <w:bookmarkStart w:id="100" w:name="def-leading-block"/>
+    <w:p>
+      <w:pPr>
+        <w:pStyle w:val="BodyText"/>
+      </w:pPr>
+      <w:r>
+        <w:rPr>
+          <w:b/>
+          <w:bCs/>
+        </w:rPr>
+        <w:t xml:space="preserve">Definition 5 (Leading block of a square matrix)</w:t>
+      </w:r>
+      <w:r>
+        <w:t xml:space="preserve"> </w:t>
+      </w:r>
+      <w:r>
+        <w:t xml:space="preserve">When</w:t>
+      </w:r>
+      <w:r>
+        <w:t xml:space="preserve"> </w:t>
+      </w:r>
+      <m:oMath>
+        <m:r>
+          <m:rPr>
+            <m:sty m:val="bi"/>
+          </m:rPr>
+          <m:t>X</m:t>
+        </m:r>
+      </m:oMath>
+      <w:r>
+        <w:t xml:space="preserve"> </w:t>
+      </w:r>
+      <w:r>
+        <w:t xml:space="preserve">is</w:t>
+      </w:r>
+      <w:r>
+        <w:t xml:space="preserve"> </w:t>
+      </w:r>
+      <m:oMath>
+        <m:r>
+          <m:t>n</m:t>
+        </m:r>
+        <m:r>
+          <m:rPr>
+            <m:sty m:val="p"/>
+          </m:rPr>
+          <m:t>×</m:t>
+        </m:r>
+        <m:r>
+          <m:t>n</m:t>
+        </m:r>
+      </m:oMath>
+      <w:r>
+        <w:t xml:space="preserve"> </w:t>
+      </w:r>
+      <w:r>
+        <w:t xml:space="preserve">and</w:t>
+      </w:r>
+      <w:r>
+        <w:t xml:space="preserve"> </w:t>
+      </w:r>
+      <m:oMath>
+        <m:r>
+          <m:t>1</m:t>
+        </m:r>
+        <m:r>
+          <m:rPr>
+            <m:sty m:val="p"/>
+          </m:rPr>
+          <m:t>≤</m:t>
+        </m:r>
+        <m:r>
+          <m:t>k</m:t>
+        </m:r>
+        <m:r>
+          <m:rPr>
+            <m:sty m:val="p"/>
+          </m:rPr>
+          <m:t>≤</m:t>
+        </m:r>
+        <m:r>
+          <m:t>n</m:t>
+        </m:r>
+      </m:oMath>
+      <w:r>
+        <w:t xml:space="preserve">,</w:t>
+      </w:r>
+      <w:r>
+        <w:t xml:space="preserve"> </w:t>
+      </w:r>
+      <w:r>
+        <w:t xml:space="preserve">the</w:t>
+      </w:r>
+      <w:r>
+        <w:t xml:space="preserve"> </w:t>
+      </w:r>
+      <m:oMath>
+        <m:r>
+          <m:t>k</m:t>
+        </m:r>
+        <m:r>
+          <m:rPr>
+            <m:sty m:val="p"/>
+          </m:rPr>
+          <m:t>×</m:t>
+        </m:r>
+        <m:r>
+          <m:t>k</m:t>
+        </m:r>
+      </m:oMath>
+      <w:r>
+        <w:t xml:space="preserve"> </w:t>
+      </w:r>
+      <w:r>
+        <w:t xml:space="preserve">matrix of the entries</w:t>
+      </w:r>
+      <w:r>
+        <w:t xml:space="preserve"> </w:t>
+      </w:r>
+      <m:oMath>
+        <m:sSub>
+          <m:e>
+            <m:r>
+              <m:t>x</m:t>
+            </m:r>
+          </m:e>
+          <m:sub>
+            <m:r>
+              <m:t>i</m:t>
+            </m:r>
+            <m:r>
+              <m:t>j</m:t>
+            </m:r>
+          </m:sub>
+        </m:sSub>
+      </m:oMath>
+      <w:r>
+        <w:t xml:space="preserve"> </w:t>
+      </w:r>
+      <w:r>
+        <w:t xml:space="preserve">with</w:t>
+      </w:r>
+      <w:r>
+        <w:t xml:space="preserve"> </w:t>
+      </w:r>
+      <m:oMath>
+        <m:r>
+          <m:t>i</m:t>
+        </m:r>
+        <m:r>
+          <m:rPr>
+            <m:sty m:val="p"/>
+          </m:rPr>
+          <m:t>,</m:t>
+        </m:r>
+        <m:r>
+          <m:t>j</m:t>
+        </m:r>
+        <m:r>
+          <m:rPr>
+            <m:sty m:val="p"/>
+          </m:rPr>
+          <m:t>≤</m:t>
+        </m:r>
+        <m:r>
+          <m:t>k</m:t>
+        </m:r>
+      </m:oMath>
+      <w:r>
+        <w:t xml:space="preserve"> </w:t>
+      </w:r>
+      <w:r>
+        <w:t xml:space="preserve">is the</w:t>
+      </w:r>
+      <w:r>
+        <w:t xml:space="preserve"> </w:t>
+      </w:r>
+      <w:r>
+        <w:rPr>
+          <w:b/>
+          <w:bCs/>
+        </w:rPr>
+        <w:t xml:space="preserve">leading</w:t>
+      </w:r>
+      <w:r>
+        <w:t xml:space="preserve"> </w:t>
+      </w:r>
+      <w:r>
+        <w:t xml:space="preserve">(or</w:t>
+      </w:r>
+      <w:r>
+        <w:t xml:space="preserve"> </w:t>
+      </w:r>
+      <w:r>
+        <w:rPr>
+          <w:b/>
+          <w:bCs/>
+        </w:rPr>
+        <w:t xml:space="preserve">top-left</w:t>
+      </w:r>
+      <w:r>
+        <w:t xml:space="preserve">)</w:t>
+      </w:r>
+      <w:r>
+        <w:t xml:space="preserve"> </w:t>
+      </w:r>
+      <m:oMath>
+        <m:r>
+          <m:t>k</m:t>
+        </m:r>
+        <m:r>
+          <m:rPr>
+            <m:sty m:val="p"/>
+          </m:rPr>
+          <m:t>×</m:t>
+        </m:r>
+        <m:r>
+          <m:t>k</m:t>
+        </m:r>
+      </m:oMath>
+      <w:r>
+        <w:t xml:space="preserve"> </w:t>
+      </w:r>
+      <w:r>
+        <w:rPr>
+          <w:b/>
+          <w:bCs/>
+        </w:rPr>
+        <w:t xml:space="preserve">block</w:t>
+      </w:r>
+      <w:r>
+        <w:t xml:space="preserve"> </w:t>
+      </w:r>
+      <w:r>
+        <w:t xml:space="preserve">of</w:t>
+      </w:r>
+      <w:r>
+        <w:t xml:space="preserve"> </w:t>
+      </w:r>
+      <m:oMath>
+        <m:r>
+          <m:rPr>
+            <m:sty m:val="bi"/>
+          </m:rPr>
+          <m:t>X</m:t>
+        </m:r>
+      </m:oMath>
+      <w:r>
+        <w:t xml:space="preserve">;</w:t>
+      </w:r>
+      <w:r>
+        <w:t xml:space="preserve"> </w:t>
+      </w:r>
+      <w:r>
+        <w:t xml:space="preserve">for</w:t>
+      </w:r>
+      <w:r>
+        <w:t xml:space="preserve"> </w:t>
+      </w:r>
+      <m:oMath>
+        <m:r>
+          <m:t>k</m:t>
+        </m:r>
+        <m:r>
+          <m:rPr>
+            <m:sty m:val="p"/>
+          </m:rPr>
+          <m:t>&lt;</m:t>
+        </m:r>
+        <m:r>
+          <m:t>n</m:t>
+        </m:r>
+      </m:oMath>
+      <w:r>
+        <w:t xml:space="preserve"> </w:t>
+      </w:r>
+      <w:r>
+        <w:t xml:space="preserve">it is the block</w:t>
+      </w:r>
+      <w:r>
+        <w:t xml:space="preserve"> </w:t>
+      </w:r>
+      <m:oMath>
+        <m:r>
+          <m:rPr>
+            <m:sty m:val="bi"/>
+          </m:rPr>
+          <m:t>A</m:t>
+        </m:r>
+      </m:oMath>
+      <w:r>
+        <w:t xml:space="preserve"> </w:t>
+      </w:r>
+      <w:r>
+        <w:t xml:space="preserve">of</w:t>
+      </w:r>
+      <w:r>
+        <w:t xml:space="preserve"> </w:t>
+      </w:r>
+      <w:hyperlink w:anchor="def-block-matrix">
+        <w:r>
+          <w:rPr>
+            <w:rStyle w:val="Hyperlink"/>
+          </w:rPr>
+          <w:t xml:space="preserve">Definition 4</w:t>
+        </w:r>
+      </w:hyperlink>
+      <w:r>
+        <w:t xml:space="preserve"> </w:t>
+      </w:r>
+      <w:r>
+        <w:t xml:space="preserve">with</w:t>
+      </w:r>
+      <w:r>
+        <w:t xml:space="preserve"> </w:t>
+      </w:r>
+      <m:oMath>
+        <m:r>
+          <m:t>l</m:t>
+        </m:r>
+        <m:r>
+          <m:rPr>
+            <m:sty m:val="p"/>
+          </m:rPr>
+          <m:t>=</m:t>
+        </m:r>
+        <m:r>
+          <m:t>k</m:t>
+        </m:r>
+      </m:oMath>
+      <w:r>
+        <w:t xml:space="preserve">,</w:t>
+      </w:r>
+      <w:r>
+        <w:t xml:space="preserve"> </w:t>
+      </w:r>
+      <w:r>
+        <w:t xml:space="preserve">and for</w:t>
+      </w:r>
+      <w:r>
+        <w:t xml:space="preserve"> </w:t>
+      </w:r>
+      <m:oMath>
+        <m:r>
+          <m:t>k</m:t>
+        </m:r>
+        <m:r>
+          <m:rPr>
+            <m:sty m:val="p"/>
+          </m:rPr>
+          <m:t>=</m:t>
+        </m:r>
+        <m:r>
+          <m:t>n</m:t>
+        </m:r>
+      </m:oMath>
+      <w:r>
+        <w:t xml:space="preserve"> </w:t>
+      </w:r>
+      <w:r>
+        <w:t xml:space="preserve">it is</w:t>
+      </w:r>
+      <w:r>
+        <w:t xml:space="preserve"> </w:t>
+      </w:r>
+      <m:oMath>
+        <m:r>
+          <m:rPr>
+            <m:sty m:val="bi"/>
+          </m:rPr>
+          <m:t>X</m:t>
+        </m:r>
+      </m:oMath>
+      <w:r>
+        <w:t xml:space="preserve"> </w:t>
+      </w:r>
+      <w:r>
+        <w:t xml:space="preserve">itself.</w:t>
+      </w:r>
+    </w:p>
+    <w:bookmarkEnd w:id="100"/>
+    <w:bookmarkStart w:id="101" w:name="thm-pd-submatrix"/>
     <w:p>
       <w:pPr>
         <w:pStyle w:val="BodyText"/>
@@ -39677,7 +39708,7 @@
         <w:t xml:space="preserve">Also, every diagonal entry of a positive definite matrix is positive.</w:t>
       </w:r>
     </w:p>
-    <w:bookmarkEnd w:id="100"/>
+    <w:bookmarkEnd w:id="101"/>
     <w:p>
       <w:pPr>
         <w:pStyle w:val="BodyText"/>
@@ -41293,7 +41324,7 @@
         </m:oMath>
       </m:oMathPara>
     </w:p>
-    <w:bookmarkStart w:id="102" w:name="exm-pd-submatrix"/>
+    <w:bookmarkStart w:id="103" w:name="exm-pd-submatrix"/>
     <w:p>
       <w:pPr>
         <w:pStyle w:val="FirstParagraph"/>
@@ -41654,7 +41685,7 @@
       <w:r>
         <w:t xml:space="preserve">(</w:t>
       </w:r>
-      <w:hyperlink r:id="rId101">
+      <w:hyperlink r:id="rId102">
         <w:r>
           <w:rPr>
             <w:rStyle w:val="Hyperlink"/>
@@ -41778,8 +41809,8 @@
         <w:t xml:space="preserve">but is not positive definite.</w:t>
       </w:r>
     </w:p>
-    <w:bookmarkEnd w:id="102"/>
-    <w:bookmarkStart w:id="105" w:name="thm-block-quadratic"/>
+    <w:bookmarkEnd w:id="103"/>
+    <w:bookmarkStart w:id="106" w:name="thm-block-quadratic"/>
     <w:p>
       <w:pPr>
         <w:pStyle w:val="BodyText"/>
@@ -42534,7 +42565,7 @@
       <w:r>
         <w:t xml:space="preserve">is symmetric (</w:t>
       </w:r>
-      <w:hyperlink r:id="rId103">
+      <w:hyperlink r:id="rId104">
         <w:r>
           <w:rPr>
             <w:rStyle w:val="Hyperlink"/>
@@ -42935,7 +42966,7 @@
       <w:pPr>
         <w:pStyle w:val="BodyText"/>
       </w:pPr>
-      <w:bookmarkStart w:id="104" w:name="eq-block-quadratic"/>
+      <w:bookmarkStart w:id="105" w:name="eq-block-quadratic"/>
       <m:oMathPara>
         <m:oMathParaPr>
           <m:jc m:val="center"/>
@@ -43143,7 +43174,7 @@
           </m:r>
         </m:oMath>
       </m:oMathPara>
-      <w:bookmarkEnd w:id="104"/>
+      <w:bookmarkEnd w:id="105"/>
     </w:p>
     <w:p>
       <w:pPr>
@@ -43497,7 +43528,7 @@
         </m:oMath>
       </m:oMathPara>
     </w:p>
-    <w:bookmarkEnd w:id="105"/>
+    <w:bookmarkEnd w:id="106"/>
     <w:p>
       <w:pPr>
         <w:pStyle w:val="FirstParagraph"/>
@@ -45949,7 +45980,7 @@
       <w:r>
         <w:t xml:space="preserve">is symmetric (</w:t>
       </w:r>
-      <w:hyperlink r:id="rId106">
+      <w:hyperlink r:id="rId107">
         <w:r>
           <w:rPr>
             <w:rStyle w:val="Hyperlink"/>
@@ -48265,7 +48296,7 @@
         <w:t xml:space="preserve">.</w:t>
       </w:r>
     </w:p>
-    <w:bookmarkStart w:id="107" w:name="exm-block-quadratic"/>
+    <w:bookmarkStart w:id="108" w:name="exm-block-quadratic"/>
     <w:p>
       <w:pPr>
         <w:pStyle w:val="BodyText"/>
@@ -49153,8 +49184,8 @@
         </m:oMath>
       </m:oMathPara>
     </w:p>
-    <w:bookmarkEnd w:id="107"/>
-    <w:bookmarkStart w:id="108" w:name="def-schur-complement"/>
+    <w:bookmarkEnd w:id="108"/>
+    <w:bookmarkStart w:id="109" w:name="def-schur-complement"/>
     <w:p>
       <w:pPr>
         <w:pStyle w:val="FirstParagraph"/>
@@ -49164,7 +49195,7 @@
           <w:b/>
           <w:bCs/>
         </w:rPr>
-        <w:t xml:space="preserve">Definition 5 (Schur complement)</w:t>
+        <w:t xml:space="preserve">Definition 6 (Schur complement)</w:t>
       </w:r>
       <w:r>
         <w:t xml:space="preserve"> </w:t>
@@ -49481,8 +49512,8 @@
         <w:t xml:space="preserve">.</w:t>
       </w:r>
     </w:p>
-    <w:bookmarkEnd w:id="108"/>
-    <w:bookmarkStart w:id="109" w:name="exm-schur-complement"/>
+    <w:bookmarkEnd w:id="109"/>
+    <w:bookmarkStart w:id="110" w:name="exm-schur-complement"/>
     <w:p>
       <w:pPr>
         <w:pStyle w:val="BodyText"/>
@@ -50199,8 +50230,8 @@
         <w:t xml:space="preserve">so there is no Schur complement of it.</w:t>
       </w:r>
     </w:p>
-    <w:bookmarkEnd w:id="109"/>
-    <w:bookmarkStart w:id="110" w:name="thm-schur-test"/>
+    <w:bookmarkEnd w:id="110"/>
+    <w:bookmarkStart w:id="111" w:name="thm-schur-test"/>
     <w:p>
       <w:pPr>
         <w:pStyle w:val="FirstParagraph"/>
@@ -50418,14 +50449,14 @@
           <w:rPr>
             <w:rStyle w:val="Hyperlink"/>
           </w:rPr>
-          <w:t xml:space="preserve">Definition 5</w:t>
+          <w:t xml:space="preserve">Definition 6</w:t>
         </w:r>
       </w:hyperlink>
       <w:r>
         <w:t xml:space="preserve">) is positive definite.</w:t>
       </w:r>
     </w:p>
-    <w:bookmarkEnd w:id="110"/>
+    <w:bookmarkEnd w:id="111"/>
     <w:p>
       <w:pPr>
         <w:pStyle w:val="BodyText"/>
@@ -50464,7 +50495,7 @@
       <w:r>
         <w:t xml:space="preserve">is positive definite, so invertible (</w:t>
       </w:r>
-      <w:hyperlink r:id="rId111">
+      <w:hyperlink r:id="rId112">
         <w:r>
           <w:rPr>
             <w:rStyle w:val="Hyperlink"/>
@@ -51139,7 +51170,7 @@
       <w:r>
         <w:t xml:space="preserve">and invertible (</w:t>
       </w:r>
-      <w:hyperlink r:id="rId111">
+      <w:hyperlink r:id="rId112">
         <w:r>
           <w:rPr>
             <w:rStyle w:val="Hyperlink"/>
@@ -51493,7 +51524,7 @@
       <w:r>
         <w:t xml:space="preserve"> </w:t>
       </w:r>
-      <w:hyperlink r:id="rId106">
+      <w:hyperlink r:id="rId107">
         <w:r>
           <w:rPr>
             <w:rStyle w:val="Hyperlink"/>
@@ -51969,7 +52000,7 @@
         <w:t xml:space="preserve">).</w:t>
       </w:r>
     </w:p>
-    <w:bookmarkStart w:id="112" w:name="exm-schur-test"/>
+    <w:bookmarkStart w:id="113" w:name="exm-schur-test"/>
     <w:p>
       <w:pPr>
         <w:pStyle w:val="BodyText"/>
@@ -52642,8 +52673,8 @@
         <w:t xml:space="preserve">found directly.</w:t>
       </w:r>
     </w:p>
-    <w:bookmarkEnd w:id="112"/>
-    <w:bookmarkStart w:id="113" w:name="thm-cholesky"/>
+    <w:bookmarkEnd w:id="113"/>
+    <w:bookmarkStart w:id="114" w:name="thm-cholesky"/>
     <w:p>
       <w:pPr>
         <w:pStyle w:val="FirstParagraph"/>
@@ -52870,7 +52901,7 @@
         <w:t xml:space="preserve">.</w:t>
       </w:r>
     </w:p>
-    <w:bookmarkEnd w:id="113"/>
+    <w:bookmarkEnd w:id="114"/>
     <w:p>
       <w:pPr>
         <w:pStyle w:val="BodyText"/>
@@ -57774,7 +57805,7 @@
           <w:rPr>
             <w:rStyle w:val="Hyperlink"/>
           </w:rPr>
-          <w:t xml:space="preserve">Definition 5</w:t>
+          <w:t xml:space="preserve">Definition 6</w:t>
         </w:r>
       </w:hyperlink>
       <w:r>
@@ -58219,7 +58250,7 @@
         <w:t xml:space="preserve">exists and is unique.</w:t>
       </w:r>
     </w:p>
-    <w:bookmarkStart w:id="114" w:name="exm-cholesky"/>
+    <w:bookmarkStart w:id="115" w:name="exm-cholesky"/>
     <w:p>
       <w:pPr>
         <w:pStyle w:val="BodyText"/>
@@ -59366,9 +59397,9 @@
         <w:t xml:space="preserve">).</w:t>
       </w:r>
     </w:p>
-    <w:bookmarkEnd w:id="114"/>
-    <w:bookmarkStart w:id="119" w:name="refs"/>
-    <w:bookmarkStart w:id="116" w:name="ref-zhou2024eig"/>
+    <w:bookmarkEnd w:id="115"/>
+    <w:bookmarkStart w:id="120" w:name="refs"/>
+    <w:bookmarkStart w:id="117" w:name="ref-zhou2024eig"/>
     <w:p>
       <w:pPr>
         <w:pStyle w:val="Bibliography"/>
@@ -59392,7 +59423,7 @@
       <w:r>
         <w:t xml:space="preserve"> </w:t>
       </w:r>
-      <w:hyperlink r:id="rId115">
+      <w:hyperlink r:id="rId116">
         <w:r>
           <w:rPr>
             <w:rStyle w:val="Hyperlink"/>
@@ -59404,8 +59435,8 @@
         <w:t xml:space="preserve">.</w:t>
       </w:r>
     </w:p>
-    <w:bookmarkEnd w:id="116"/>
-    <w:bookmarkStart w:id="118" w:name="ref-zhou2024pd"/>
+    <w:bookmarkEnd w:id="117"/>
+    <w:bookmarkStart w:id="119" w:name="ref-zhou2024pd"/>
     <w:p>
       <w:pPr>
         <w:pStyle w:val="Bibliography"/>
@@ -59429,7 +59460,7 @@
       <w:r>
         <w:t xml:space="preserve"> </w:t>
       </w:r>
-      <w:hyperlink r:id="rId117">
+      <w:hyperlink r:id="rId118">
         <w:r>
           <w:rPr>
             <w:rStyle w:val="Hyperlink"/>
@@ -59441,9 +59472,9 @@
         <w:t xml:space="preserve">.</w:t>
       </w:r>
     </w:p>
-    <w:bookmarkEnd w:id="118"/>
     <w:bookmarkEnd w:id="119"/>
     <w:bookmarkEnd w:id="120"/>
+    <w:bookmarkEnd w:id="121"/>
     <w:sectPr>
       <w:footnotePr>
         <w:numRestart w:val="eachSect"/>
